--- a/downloads/templates/dial-plan-worksheet.docx
+++ b/downloads/templates/dial-plan-worksheet.docx
@@ -48,6 +48,239 @@
     <w:p>
       <w:r>
         <w:t>Independent, free, learning-only student project. Trademarks belong to their owners. Not affiliated or endorsed. Concerns via https://cyphermonkeylabs.com/#contact. Nothing is sold.</w:t>
+      </w:r>
+    </w:p>
+    <w:p>
+      <w:pPr>
+        <w:pStyle w:val="Heading1"/>
+      </w:pPr>
+      <w:r>
+        <w:t>Sources and go deeper</w:t>
+      </w:r>
+    </w:p>
+    <w:p>
+      <w:r>
+        <w:t>Opened 2026-10. A row marked confirm has no link, because that page was not verified.</w:t>
+      </w:r>
+    </w:p>
+    <w:p>
+      <w:r>
+        <w:t xml:space="preserve">Cisco. </w:t>
+      </w:r>
+      <w:hyperlink r:id="rId9">
+        <w:r>
+          <w:rPr>
+            <w:color w:val="1E3A8A"/>
+            <w:u w:val="single"/>
+          </w:rPr>
+          <w:t>Cisco Unified Communications Manager product support</w:t>
+        </w:r>
+      </w:hyperlink>
+      <w:r>
+        <w:t>. last checked 2026-10</w:t>
+      </w:r>
+    </w:p>
+    <w:p>
+      <w:r>
+        <w:t xml:space="preserve">Cisco. </w:t>
+      </w:r>
+      <w:hyperlink r:id="rId10">
+        <w:r>
+          <w:rPr>
+            <w:color w:val="1E3A8A"/>
+            <w:u w:val="single"/>
+          </w:rPr>
+          <w:t>System Configuration Guide for CUCM, Release 15</w:t>
+        </w:r>
+      </w:hyperlink>
+      <w:r>
+        <w:t>. last checked 2026-10</w:t>
+      </w:r>
+    </w:p>
+    <w:p>
+      <w:r>
+        <w:t xml:space="preserve">Cisco. </w:t>
+      </w:r>
+      <w:hyperlink r:id="rId11">
+        <w:r>
+          <w:rPr>
+            <w:color w:val="1E3A8A"/>
+            <w:u w:val="single"/>
+          </w:rPr>
+          <w:t>Cisco Collaboration Preferred Architectures</w:t>
+        </w:r>
+      </w:hyperlink>
+      <w:r>
+        <w:t>. last checked 2026-10</w:t>
+      </w:r>
+    </w:p>
+    <w:p>
+      <w:r>
+        <w:t xml:space="preserve">Cisco. </w:t>
+      </w:r>
+      <w:hyperlink r:id="rId12">
+        <w:r>
+          <w:rPr>
+            <w:color w:val="1E3A8A"/>
+            <w:u w:val="single"/>
+          </w:rPr>
+          <w:t>Preferred Architecture for Cisco Collaboration 15, design overview (PDF)</w:t>
+        </w:r>
+      </w:hyperlink>
+      <w:r>
+        <w:t>. last checked 2026-10</w:t>
+      </w:r>
+    </w:p>
+    <w:p>
+      <w:r>
+        <w:t xml:space="preserve">Protocol and ports. </w:t>
+      </w:r>
+      <w:hyperlink r:id="rId13">
+        <w:r>
+          <w:rPr>
+            <w:color w:val="1E3A8A"/>
+            <w:u w:val="single"/>
+          </w:rPr>
+          <w:t>CUCM 15 TCP and UDP port usage</w:t>
+        </w:r>
+      </w:hyperlink>
+      <w:r>
+        <w:t>. last checked 2026-10</w:t>
+      </w:r>
+    </w:p>
+    <w:p>
+      <w:r>
+        <w:t xml:space="preserve">Protocol and ports. </w:t>
+      </w:r>
+      <w:hyperlink r:id="rId14">
+        <w:r>
+          <w:rPr>
+            <w:color w:val="1E3A8A"/>
+            <w:u w:val="single"/>
+          </w:rPr>
+          <w:t>IANA SIP parameters</w:t>
+        </w:r>
+      </w:hyperlink>
+      <w:r>
+        <w:t>. last checked 2026-10</w:t>
+      </w:r>
+    </w:p>
+    <w:p>
+      <w:r>
+        <w:t xml:space="preserve">Community. </w:t>
+      </w:r>
+      <w:hyperlink r:id="rId15">
+        <w:r>
+          <w:rPr>
+            <w:color w:val="1E3A8A"/>
+            <w:u w:val="single"/>
+          </w:rPr>
+          <w:t>Cisco Community, Collaboration knowledge base</w:t>
+        </w:r>
+      </w:hyperlink>
+      <w:r>
+        <w:t>. last checked 2026-10</w:t>
+      </w:r>
+    </w:p>
+    <w:p>
+      <w:r>
+        <w:t xml:space="preserve">Wikipedia. </w:t>
+      </w:r>
+      <w:hyperlink r:id="rId16">
+        <w:r>
+          <w:rPr>
+            <w:color w:val="1E3A8A"/>
+            <w:u w:val="single"/>
+          </w:rPr>
+          <w:t>Voice over IP (Wikipedia)</w:t>
+        </w:r>
+      </w:hyperlink>
+      <w:r>
+        <w:t>. last checked 2026-10</w:t>
+      </w:r>
+    </w:p>
+    <w:p>
+      <w:r>
+        <w:t xml:space="preserve">Wikipedia. </w:t>
+      </w:r>
+      <w:hyperlink r:id="rId17">
+        <w:r>
+          <w:rPr>
+            <w:color w:val="1E3A8A"/>
+            <w:u w:val="single"/>
+          </w:rPr>
+          <w:t>CUCM (Wikipedia disambiguation)</w:t>
+        </w:r>
+      </w:hyperlink>
+      <w:r>
+        <w:t>. last checked 2026-10</w:t>
+      </w:r>
+    </w:p>
+    <w:p>
+      <w:r>
+        <w:t xml:space="preserve">Cisco. </w:t>
+      </w:r>
+      <w:r>
+        <w:t>Collaboration 12 SRND book. confirm. The historical Collaboration 12 SRND path opened as a product listing, not the design book. Use the Preferred Architecture index, which was opened. last checked 2026-10</w:t>
+      </w:r>
+    </w:p>
+    <w:p>
+      <w:r>
+        <w:t xml:space="preserve">Wikipedia. </w:t>
+      </w:r>
+      <w:r>
+        <w:t>English Wikipedia article for Cisco Unified Communications Manager. confirm. That title returned HTTP 404. The CUCM disambiguation page is the Wikipedia page that opened. last checked 2026-10</w:t>
+      </w:r>
+    </w:p>
+    <w:p>
+      <w:r>
+        <w:t xml:space="preserve">RFC. </w:t>
+      </w:r>
+      <w:hyperlink r:id="rId18">
+        <w:r>
+          <w:rPr>
+            <w:color w:val="1E3A8A"/>
+            <w:u w:val="single"/>
+          </w:rPr>
+          <w:t>RFC 3261, SIP</w:t>
+        </w:r>
+      </w:hyperlink>
+      <w:r>
+        <w:t>. last checked 2026-10</w:t>
+      </w:r>
+    </w:p>
+    <w:p>
+      <w:r>
+        <w:t xml:space="preserve">RFC. </w:t>
+      </w:r>
+      <w:hyperlink r:id="rId19">
+        <w:r>
+          <w:rPr>
+            <w:color w:val="1E3A8A"/>
+            <w:u w:val="single"/>
+          </w:rPr>
+          <w:t>RFC 4028, SIP session timers</w:t>
+        </w:r>
+      </w:hyperlink>
+      <w:r>
+        <w:t>. last checked 2026-10</w:t>
+      </w:r>
+    </w:p>
+    <w:p>
+      <w:r>
+        <w:t xml:space="preserve">Wikipedia. </w:t>
+      </w:r>
+      <w:hyperlink r:id="rId20">
+        <w:r>
+          <w:rPr>
+            <w:color w:val="1E3A8A"/>
+            <w:u w:val="single"/>
+          </w:rPr>
+          <w:t>Session Initiation Protocol (Wikipedia)</w:t>
+        </w:r>
+      </w:hyperlink>
+      <w:r>
+        <w:t>. last checked 2026-10</w:t>
       </w:r>
     </w:p>
     <w:sectPr>
